--- a/static/files/Impressions_Lab_App.docx
+++ b/static/files/Impressions_Lab_App.docx
@@ -799,48 +799,25 @@
       <w:r>
         <w:rPr>
           <w:rFonts w:ascii="Lato" w:hAnsi="Lato" w:cs="Arial"/>
+          <w:sz w:val="20"/>
+        </w:rPr>
+        <w:t xml:space="preserve">the deadline specified on the </w:t>
+      </w:r>
+      <w:r>
+        <w:rPr>
+          <w:rFonts w:ascii="Lato" w:hAnsi="Lato" w:cs="Arial"/>
+          <w:sz w:val="20"/>
+        </w:rPr>
+        <w:t>lab website</w:t>
+      </w:r>
+      <w:r>
+        <w:rPr>
+          <w:rFonts w:ascii="Lato" w:hAnsi="Lato" w:cs="Arial"/>
           <w:b/>
           <w:bCs/>
           <w:sz w:val="20"/>
         </w:rPr>
-        <w:t xml:space="preserve">August </w:t>
-      </w:r>
-      <w:r>
-        <w:rPr>
-          <w:rFonts w:ascii="Lato" w:hAnsi="Lato" w:cs="Arial"/>
-          <w:b/>
-          <w:bCs/>
-          <w:sz w:val="20"/>
-        </w:rPr>
-        <w:t>25</w:t>
-      </w:r>
-      <w:r>
-        <w:rPr>
-          <w:rFonts w:ascii="Lato" w:hAnsi="Lato" w:cs="Arial"/>
-          <w:b/>
-          <w:bCs/>
-          <w:sz w:val="20"/>
-          <w:vertAlign w:val="superscript"/>
-        </w:rPr>
-        <w:t>th</w:t>
-      </w:r>
-      <w:r>
-        <w:rPr>
-          <w:rFonts w:ascii="Lato" w:hAnsi="Lato" w:cs="Arial"/>
-          <w:b/>
-          <w:bCs/>
-          <w:sz w:val="20"/>
-        </w:rPr>
-        <w:t xml:space="preserve"> </w:t>
-      </w:r>
-      <w:r>
-        <w:rPr>
-          <w:rFonts w:ascii="Lato" w:hAnsi="Lato" w:cs="Arial"/>
-          <w:b/>
-          <w:bCs/>
-          <w:sz w:val="20"/>
-        </w:rPr>
-        <w:t xml:space="preserve">at 11:59 PM. </w:t>
+        <w:t xml:space="preserve">. </w:t>
       </w:r>
       <w:r>
         <w:rPr>

--- a/static/files/Impressions_Lab_App.docx
+++ b/static/files/Impressions_Lab_App.docx
@@ -697,12 +697,13 @@
       </w:r>
       <w:r>
         <w:rPr>
-          <w:rFonts w:ascii="Lato" w:hAnsi="Lato" w:cs="Arial"/>
+          <w:rFonts w:ascii="Lato" w:hAnsi="Lato" w:cs="Arial" w:hint="eastAsia"/>
           <w:b/>
           <w:bCs/>
           <w:sz w:val="20"/>
-        </w:rPr>
-        <w:t>Fall</w:t>
+          <w:lang w:eastAsia="ja-JP"/>
+        </w:rPr>
+        <w:t xml:space="preserve">Impressions Lab </w:t>
       </w:r>
       <w:r>
         <w:rPr>
@@ -711,7 +712,21 @@
           <w:bCs/>
           <w:sz w:val="20"/>
         </w:rPr>
-        <w:t xml:space="preserve"> 202</w:t>
+        <w:t>RA Application”</w:t>
+      </w:r>
+      <w:r>
+        <w:rPr>
+          <w:rFonts w:ascii="Lato" w:hAnsi="Lato" w:cs="Arial"/>
+          <w:sz w:val="20"/>
+        </w:rPr>
+        <w:t xml:space="preserve"> in the title of the e-mail</w:t>
+      </w:r>
+      <w:r>
+        <w:rPr>
+          <w:rFonts w:ascii="Lato" w:hAnsi="Lato" w:cs="Arial"/>
+          <w:sz w:val="20"/>
+        </w:rPr>
+        <w:t xml:space="preserve">, along with an </w:t>
       </w:r>
       <w:r>
         <w:rPr>
@@ -720,7 +735,63 @@
           <w:bCs/>
           <w:sz w:val="20"/>
         </w:rPr>
-        <w:t>5</w:t>
+        <w:t>unofficial transcript</w:t>
+      </w:r>
+      <w:r>
+        <w:rPr>
+          <w:rFonts w:ascii="Lato" w:hAnsi="Lato" w:cs="Arial"/>
+          <w:sz w:val="20"/>
+        </w:rPr>
+        <w:t xml:space="preserve"> (do not send a resume)</w:t>
+      </w:r>
+      <w:r>
+        <w:rPr>
+          <w:rFonts w:ascii="Lato" w:hAnsi="Lato" w:cs="Arial"/>
+          <w:sz w:val="20"/>
+        </w:rPr>
+        <w:t xml:space="preserve">. </w:t>
+      </w:r>
+      <w:r>
+        <w:rPr>
+          <w:rFonts w:ascii="Lato" w:hAnsi="Lato" w:cs="Arial"/>
+          <w:sz w:val="20"/>
+        </w:rPr>
+        <w:t>Applications will be reviewed by Neil a</w:t>
+      </w:r>
+      <w:r>
+        <w:rPr>
+          <w:rFonts w:ascii="Lato" w:hAnsi="Lato" w:cs="Arial"/>
+          <w:sz w:val="20"/>
+        </w:rPr>
+        <w:t xml:space="preserve">nd 1-2 </w:t>
+      </w:r>
+      <w:r>
+        <w:rPr>
+          <w:rFonts w:ascii="Lato" w:hAnsi="Lato" w:cs="Arial"/>
+          <w:sz w:val="20"/>
+        </w:rPr>
+        <w:t xml:space="preserve">graduate students in the lab. </w:t>
+      </w:r>
+      <w:r>
+        <w:rPr>
+          <w:rFonts w:ascii="Lato" w:hAnsi="Lato" w:cs="Arial"/>
+          <w:sz w:val="20"/>
+        </w:rPr>
+        <w:t xml:space="preserve">Please submit by </w:t>
+      </w:r>
+      <w:r>
+        <w:rPr>
+          <w:rFonts w:ascii="Lato" w:hAnsi="Lato" w:cs="Arial"/>
+          <w:sz w:val="20"/>
+        </w:rPr>
+        <w:t xml:space="preserve">the deadline specified on the </w:t>
+      </w:r>
+      <w:r>
+        <w:rPr>
+          <w:rFonts w:ascii="Lato" w:hAnsi="Lato" w:cs="Arial"/>
+          <w:sz w:val="20"/>
+        </w:rPr>
+        <w:t>lab website</w:t>
       </w:r>
       <w:r>
         <w:rPr>
@@ -729,43 +800,6 @@
           <w:bCs/>
           <w:sz w:val="20"/>
         </w:rPr>
-        <w:t xml:space="preserve"> RA Application”</w:t>
-      </w:r>
-      <w:r>
-        <w:rPr>
-          <w:rFonts w:ascii="Lato" w:hAnsi="Lato" w:cs="Arial"/>
-          <w:sz w:val="20"/>
-        </w:rPr>
-        <w:t xml:space="preserve"> in the title of the e-mail</w:t>
-      </w:r>
-      <w:r>
-        <w:rPr>
-          <w:rFonts w:ascii="Lato" w:hAnsi="Lato" w:cs="Arial"/>
-          <w:sz w:val="20"/>
-        </w:rPr>
-        <w:t xml:space="preserve">, along with an </w:t>
-      </w:r>
-      <w:r>
-        <w:rPr>
-          <w:rFonts w:ascii="Lato" w:hAnsi="Lato" w:cs="Arial"/>
-          <w:b/>
-          <w:bCs/>
-          <w:sz w:val="20"/>
-        </w:rPr>
-        <w:t>unofficial transcript</w:t>
-      </w:r>
-      <w:r>
-        <w:rPr>
-          <w:rFonts w:ascii="Lato" w:hAnsi="Lato" w:cs="Arial"/>
-          <w:sz w:val="20"/>
-        </w:rPr>
-        <w:t xml:space="preserve"> (do not send a resume)</w:t>
-      </w:r>
-      <w:r>
-        <w:rPr>
-          <w:rFonts w:ascii="Lato" w:hAnsi="Lato" w:cs="Arial"/>
-          <w:sz w:val="20"/>
-        </w:rPr>
         <w:t xml:space="preserve">. </w:t>
       </w:r>
       <w:r>
@@ -773,48 +807,25 @@
           <w:rFonts w:ascii="Lato" w:hAnsi="Lato" w:cs="Arial"/>
           <w:sz w:val="20"/>
         </w:rPr>
-        <w:t>Applications will be reviewed by Neil a</w:t>
-      </w:r>
-      <w:r>
-        <w:rPr>
-          <w:rFonts w:ascii="Lato" w:hAnsi="Lato" w:cs="Arial"/>
-          <w:sz w:val="20"/>
-        </w:rPr>
-        <w:t xml:space="preserve">nd may also be reviewed by 1-2 </w:t>
-      </w:r>
-      <w:r>
-        <w:rPr>
-          <w:rFonts w:ascii="Lato" w:hAnsi="Lato" w:cs="Arial"/>
-          <w:sz w:val="20"/>
-        </w:rPr>
-        <w:t xml:space="preserve">graduate students in the lab. </w:t>
-      </w:r>
-      <w:r>
-        <w:rPr>
-          <w:rFonts w:ascii="Lato" w:hAnsi="Lato" w:cs="Arial"/>
-          <w:sz w:val="20"/>
-        </w:rPr>
-        <w:t xml:space="preserve">Please submit by </w:t>
-      </w:r>
-      <w:r>
-        <w:rPr>
-          <w:rFonts w:ascii="Lato" w:hAnsi="Lato" w:cs="Arial"/>
-          <w:sz w:val="20"/>
-        </w:rPr>
-        <w:t xml:space="preserve">the deadline specified on the </w:t>
-      </w:r>
-      <w:r>
-        <w:rPr>
-          <w:rFonts w:ascii="Lato" w:hAnsi="Lato" w:cs="Arial"/>
-          <w:sz w:val="20"/>
-        </w:rPr>
-        <w:t>lab website</w:t>
-      </w:r>
-      <w:r>
-        <w:rPr>
-          <w:rFonts w:ascii="Lato" w:hAnsi="Lato" w:cs="Arial"/>
-          <w:b/>
-          <w:bCs/>
+        <w:t xml:space="preserve">We </w:t>
+      </w:r>
+      <w:r>
+        <w:rPr>
+          <w:rFonts w:ascii="Lato" w:hAnsi="Lato" w:cs="Arial"/>
+          <w:sz w:val="20"/>
+        </w:rPr>
+        <w:t>will reach out with more information within a week</w:t>
+      </w:r>
+      <w:r>
+        <w:rPr>
+          <w:rFonts w:ascii="Lato" w:hAnsi="Lato" w:cs="Arial"/>
+          <w:sz w:val="20"/>
+        </w:rPr>
+        <w:t xml:space="preserve"> of the submission date</w:t>
+      </w:r>
+      <w:r>
+        <w:rPr>
+          <w:rFonts w:ascii="Lato" w:hAnsi="Lato" w:cs="Arial"/>
           <w:sz w:val="20"/>
         </w:rPr>
         <w:t xml:space="preserve">. </w:t>
@@ -824,36 +835,17 @@
           <w:rFonts w:ascii="Lato" w:hAnsi="Lato" w:cs="Arial"/>
           <w:sz w:val="20"/>
         </w:rPr>
-        <w:t xml:space="preserve">We </w:t>
-      </w:r>
-      <w:r>
-        <w:rPr>
-          <w:rFonts w:ascii="Lato" w:hAnsi="Lato" w:cs="Arial"/>
-          <w:sz w:val="20"/>
-        </w:rPr>
-        <w:t>will reach out with more information within a week</w:t>
-      </w:r>
-      <w:r>
-        <w:rPr>
-          <w:rFonts w:ascii="Lato" w:hAnsi="Lato" w:cs="Arial"/>
-          <w:sz w:val="20"/>
-        </w:rPr>
-        <w:t xml:space="preserve"> of the submission date</w:t>
-      </w:r>
-      <w:r>
-        <w:rPr>
-          <w:rFonts w:ascii="Lato" w:hAnsi="Lato" w:cs="Arial"/>
-          <w:sz w:val="20"/>
-        </w:rPr>
-        <w:t xml:space="preserve">. </w:t>
-      </w:r>
-      <w:r>
-        <w:rPr>
-          <w:rFonts w:ascii="Lato" w:hAnsi="Lato" w:cs="Arial"/>
-          <w:sz w:val="20"/>
-        </w:rPr>
-        <w:t>We look forward to receiving your application</w:t>
-      </w:r>
+        <w:t xml:space="preserve">We look forward to receiving your </w:t>
+      </w:r>
+      <w:proofErr w:type="gramStart"/>
+      <w:r>
+        <w:rPr>
+          <w:rFonts w:ascii="Lato" w:hAnsi="Lato" w:cs="Arial"/>
+          <w:sz w:val="20"/>
+        </w:rPr>
+        <w:t>application</w:t>
+      </w:r>
+      <w:proofErr w:type="gramEnd"/>
       <w:r>
         <w:rPr>
           <w:rFonts w:ascii="Lato" w:hAnsi="Lato" w:cs="Arial"/>
@@ -1627,7 +1619,6 @@
         <w:tc>
           <w:tcPr>
             <w:tcW w:w="3168" w:type="dxa"/>
-            <w:shd w:val="clear" w:color="auto" w:fill="auto"/>
           </w:tcPr>
           <w:p>
             <w:pPr>
@@ -1641,7 +1632,6 @@
         <w:tc>
           <w:tcPr>
             <w:tcW w:w="1530" w:type="dxa"/>
-            <w:shd w:val="clear" w:color="auto" w:fill="auto"/>
           </w:tcPr>
           <w:p>
             <w:pPr>
@@ -1662,7 +1652,6 @@
         <w:tc>
           <w:tcPr>
             <w:tcW w:w="1620" w:type="dxa"/>
-            <w:shd w:val="clear" w:color="auto" w:fill="auto"/>
           </w:tcPr>
           <w:p>
             <w:pPr>
@@ -1683,7 +1672,6 @@
         <w:tc>
           <w:tcPr>
             <w:tcW w:w="1620" w:type="dxa"/>
-            <w:shd w:val="clear" w:color="auto" w:fill="auto"/>
           </w:tcPr>
           <w:p>
             <w:pPr>
@@ -1704,7 +1692,6 @@
         <w:tc>
           <w:tcPr>
             <w:tcW w:w="1638" w:type="dxa"/>
-            <w:shd w:val="clear" w:color="auto" w:fill="auto"/>
           </w:tcPr>
           <w:p>
             <w:pPr>
@@ -1727,7 +1714,6 @@
         <w:tc>
           <w:tcPr>
             <w:tcW w:w="3168" w:type="dxa"/>
-            <w:shd w:val="clear" w:color="auto" w:fill="auto"/>
           </w:tcPr>
           <w:p>
             <w:pPr>
@@ -1748,7 +1734,6 @@
         <w:tc>
           <w:tcPr>
             <w:tcW w:w="1530" w:type="dxa"/>
-            <w:shd w:val="clear" w:color="auto" w:fill="auto"/>
           </w:tcPr>
           <w:p>
             <w:pPr>
@@ -1762,7 +1747,6 @@
         <w:tc>
           <w:tcPr>
             <w:tcW w:w="1620" w:type="dxa"/>
-            <w:shd w:val="clear" w:color="auto" w:fill="auto"/>
           </w:tcPr>
           <w:p>
             <w:pPr>
@@ -1776,7 +1760,6 @@
         <w:tc>
           <w:tcPr>
             <w:tcW w:w="1620" w:type="dxa"/>
-            <w:shd w:val="clear" w:color="auto" w:fill="auto"/>
           </w:tcPr>
           <w:p>
             <w:pPr>
@@ -1790,7 +1773,6 @@
         <w:tc>
           <w:tcPr>
             <w:tcW w:w="1638" w:type="dxa"/>
-            <w:shd w:val="clear" w:color="auto" w:fill="auto"/>
           </w:tcPr>
           <w:p>
             <w:pPr>
@@ -1806,7 +1788,6 @@
         <w:tc>
           <w:tcPr>
             <w:tcW w:w="3168" w:type="dxa"/>
-            <w:shd w:val="clear" w:color="auto" w:fill="auto"/>
           </w:tcPr>
           <w:p>
             <w:pPr>
@@ -1827,7 +1808,6 @@
         <w:tc>
           <w:tcPr>
             <w:tcW w:w="1530" w:type="dxa"/>
-            <w:shd w:val="clear" w:color="auto" w:fill="auto"/>
           </w:tcPr>
           <w:p>
             <w:pPr>
@@ -1841,7 +1821,6 @@
         <w:tc>
           <w:tcPr>
             <w:tcW w:w="1620" w:type="dxa"/>
-            <w:shd w:val="clear" w:color="auto" w:fill="auto"/>
           </w:tcPr>
           <w:p>
             <w:pPr>
@@ -1855,7 +1834,6 @@
         <w:tc>
           <w:tcPr>
             <w:tcW w:w="1620" w:type="dxa"/>
-            <w:shd w:val="clear" w:color="auto" w:fill="auto"/>
           </w:tcPr>
           <w:p>
             <w:pPr>
@@ -1869,7 +1847,6 @@
         <w:tc>
           <w:tcPr>
             <w:tcW w:w="1638" w:type="dxa"/>
-            <w:shd w:val="clear" w:color="auto" w:fill="auto"/>
           </w:tcPr>
           <w:p>
             <w:pPr>
@@ -1885,7 +1862,6 @@
         <w:tc>
           <w:tcPr>
             <w:tcW w:w="3168" w:type="dxa"/>
-            <w:shd w:val="clear" w:color="auto" w:fill="auto"/>
           </w:tcPr>
           <w:p>
             <w:pPr>
@@ -1906,7 +1882,6 @@
         <w:tc>
           <w:tcPr>
             <w:tcW w:w="1530" w:type="dxa"/>
-            <w:shd w:val="clear" w:color="auto" w:fill="auto"/>
           </w:tcPr>
           <w:p>
             <w:pPr>
@@ -1920,7 +1895,6 @@
         <w:tc>
           <w:tcPr>
             <w:tcW w:w="1620" w:type="dxa"/>
-            <w:shd w:val="clear" w:color="auto" w:fill="auto"/>
           </w:tcPr>
           <w:p>
             <w:pPr>
@@ -1934,7 +1908,6 @@
         <w:tc>
           <w:tcPr>
             <w:tcW w:w="1620" w:type="dxa"/>
-            <w:shd w:val="clear" w:color="auto" w:fill="auto"/>
           </w:tcPr>
           <w:p>
             <w:pPr>
@@ -1948,7 +1921,6 @@
         <w:tc>
           <w:tcPr>
             <w:tcW w:w="1638" w:type="dxa"/>
-            <w:shd w:val="clear" w:color="auto" w:fill="auto"/>
           </w:tcPr>
           <w:p>
             <w:pPr>
@@ -1964,7 +1936,6 @@
         <w:tc>
           <w:tcPr>
             <w:tcW w:w="3168" w:type="dxa"/>
-            <w:shd w:val="clear" w:color="auto" w:fill="auto"/>
           </w:tcPr>
           <w:p>
             <w:pPr>
@@ -1985,7 +1956,6 @@
         <w:tc>
           <w:tcPr>
             <w:tcW w:w="1530" w:type="dxa"/>
-            <w:shd w:val="clear" w:color="auto" w:fill="auto"/>
           </w:tcPr>
           <w:p>
             <w:pPr>
@@ -1999,7 +1969,6 @@
         <w:tc>
           <w:tcPr>
             <w:tcW w:w="1620" w:type="dxa"/>
-            <w:shd w:val="clear" w:color="auto" w:fill="auto"/>
           </w:tcPr>
           <w:p>
             <w:pPr>
@@ -2013,7 +1982,6 @@
         <w:tc>
           <w:tcPr>
             <w:tcW w:w="1620" w:type="dxa"/>
-            <w:shd w:val="clear" w:color="auto" w:fill="auto"/>
           </w:tcPr>
           <w:p>
             <w:pPr>
@@ -2027,7 +1995,6 @@
         <w:tc>
           <w:tcPr>
             <w:tcW w:w="1638" w:type="dxa"/>
-            <w:shd w:val="clear" w:color="auto" w:fill="auto"/>
           </w:tcPr>
           <w:p>
             <w:pPr>
@@ -2043,7 +2010,6 @@
         <w:tc>
           <w:tcPr>
             <w:tcW w:w="3168" w:type="dxa"/>
-            <w:shd w:val="clear" w:color="auto" w:fill="auto"/>
           </w:tcPr>
           <w:p>
             <w:pPr>
@@ -2064,7 +2030,6 @@
         <w:tc>
           <w:tcPr>
             <w:tcW w:w="1530" w:type="dxa"/>
-            <w:shd w:val="clear" w:color="auto" w:fill="auto"/>
           </w:tcPr>
           <w:p>
             <w:pPr>
@@ -2078,7 +2043,6 @@
         <w:tc>
           <w:tcPr>
             <w:tcW w:w="1620" w:type="dxa"/>
-            <w:shd w:val="clear" w:color="auto" w:fill="auto"/>
           </w:tcPr>
           <w:p>
             <w:pPr>
@@ -2092,7 +2056,6 @@
         <w:tc>
           <w:tcPr>
             <w:tcW w:w="1620" w:type="dxa"/>
-            <w:shd w:val="clear" w:color="auto" w:fill="auto"/>
           </w:tcPr>
           <w:p>
             <w:pPr>
@@ -2106,7 +2069,6 @@
         <w:tc>
           <w:tcPr>
             <w:tcW w:w="1638" w:type="dxa"/>
-            <w:shd w:val="clear" w:color="auto" w:fill="auto"/>
           </w:tcPr>
           <w:p>
             <w:pPr>
@@ -2122,7 +2084,6 @@
         <w:tc>
           <w:tcPr>
             <w:tcW w:w="3168" w:type="dxa"/>
-            <w:shd w:val="clear" w:color="auto" w:fill="auto"/>
           </w:tcPr>
           <w:p>
             <w:pPr>
@@ -2143,7 +2104,6 @@
         <w:tc>
           <w:tcPr>
             <w:tcW w:w="1530" w:type="dxa"/>
-            <w:shd w:val="clear" w:color="auto" w:fill="auto"/>
           </w:tcPr>
           <w:p>
             <w:pPr>
@@ -2157,7 +2117,6 @@
         <w:tc>
           <w:tcPr>
             <w:tcW w:w="1620" w:type="dxa"/>
-            <w:shd w:val="clear" w:color="auto" w:fill="auto"/>
           </w:tcPr>
           <w:p>
             <w:pPr>
@@ -2171,7 +2130,6 @@
         <w:tc>
           <w:tcPr>
             <w:tcW w:w="1620" w:type="dxa"/>
-            <w:shd w:val="clear" w:color="auto" w:fill="auto"/>
           </w:tcPr>
           <w:p>
             <w:pPr>
@@ -2185,7 +2143,6 @@
         <w:tc>
           <w:tcPr>
             <w:tcW w:w="1638" w:type="dxa"/>
-            <w:shd w:val="clear" w:color="auto" w:fill="auto"/>
           </w:tcPr>
           <w:p>
             <w:pPr>
@@ -2201,7 +2158,6 @@
         <w:tc>
           <w:tcPr>
             <w:tcW w:w="3168" w:type="dxa"/>
-            <w:shd w:val="clear" w:color="auto" w:fill="auto"/>
           </w:tcPr>
           <w:p>
             <w:pPr>
@@ -2222,7 +2178,6 @@
         <w:tc>
           <w:tcPr>
             <w:tcW w:w="1530" w:type="dxa"/>
-            <w:shd w:val="clear" w:color="auto" w:fill="auto"/>
           </w:tcPr>
           <w:p>
             <w:pPr>
@@ -2236,7 +2191,6 @@
         <w:tc>
           <w:tcPr>
             <w:tcW w:w="1620" w:type="dxa"/>
-            <w:shd w:val="clear" w:color="auto" w:fill="auto"/>
           </w:tcPr>
           <w:p>
             <w:pPr>
@@ -2250,7 +2204,6 @@
         <w:tc>
           <w:tcPr>
             <w:tcW w:w="1620" w:type="dxa"/>
-            <w:shd w:val="clear" w:color="auto" w:fill="auto"/>
           </w:tcPr>
           <w:p>
             <w:pPr>
@@ -2264,7 +2217,6 @@
         <w:tc>
           <w:tcPr>
             <w:tcW w:w="1638" w:type="dxa"/>
-            <w:shd w:val="clear" w:color="auto" w:fill="auto"/>
           </w:tcPr>
           <w:p>
             <w:pPr>
@@ -2280,7 +2232,6 @@
         <w:tc>
           <w:tcPr>
             <w:tcW w:w="3168" w:type="dxa"/>
-            <w:shd w:val="clear" w:color="auto" w:fill="auto"/>
           </w:tcPr>
           <w:p>
             <w:pPr>
@@ -2301,7 +2252,6 @@
         <w:tc>
           <w:tcPr>
             <w:tcW w:w="1530" w:type="dxa"/>
-            <w:shd w:val="clear" w:color="auto" w:fill="auto"/>
           </w:tcPr>
           <w:p>
             <w:pPr>
@@ -2315,7 +2265,6 @@
         <w:tc>
           <w:tcPr>
             <w:tcW w:w="1620" w:type="dxa"/>
-            <w:shd w:val="clear" w:color="auto" w:fill="auto"/>
           </w:tcPr>
           <w:p>
             <w:pPr>
@@ -2329,7 +2278,6 @@
         <w:tc>
           <w:tcPr>
             <w:tcW w:w="1620" w:type="dxa"/>
-            <w:shd w:val="clear" w:color="auto" w:fill="auto"/>
           </w:tcPr>
           <w:p>
             <w:pPr>
@@ -2343,7 +2291,6 @@
         <w:tc>
           <w:tcPr>
             <w:tcW w:w="1638" w:type="dxa"/>
-            <w:shd w:val="clear" w:color="auto" w:fill="auto"/>
           </w:tcPr>
           <w:p>
             <w:pPr>
@@ -2359,7 +2306,6 @@
         <w:tc>
           <w:tcPr>
             <w:tcW w:w="3168" w:type="dxa"/>
-            <w:shd w:val="clear" w:color="auto" w:fill="auto"/>
           </w:tcPr>
           <w:p>
             <w:pPr>
@@ -2380,7 +2326,6 @@
         <w:tc>
           <w:tcPr>
             <w:tcW w:w="1530" w:type="dxa"/>
-            <w:shd w:val="clear" w:color="auto" w:fill="auto"/>
           </w:tcPr>
           <w:p>
             <w:pPr>
@@ -2394,7 +2339,6 @@
         <w:tc>
           <w:tcPr>
             <w:tcW w:w="1620" w:type="dxa"/>
-            <w:shd w:val="clear" w:color="auto" w:fill="auto"/>
           </w:tcPr>
           <w:p>
             <w:pPr>
@@ -2408,7 +2352,6 @@
         <w:tc>
           <w:tcPr>
             <w:tcW w:w="1620" w:type="dxa"/>
-            <w:shd w:val="clear" w:color="auto" w:fill="auto"/>
           </w:tcPr>
           <w:p>
             <w:pPr>
@@ -2422,7 +2365,6 @@
         <w:tc>
           <w:tcPr>
             <w:tcW w:w="1638" w:type="dxa"/>
-            <w:shd w:val="clear" w:color="auto" w:fill="auto"/>
           </w:tcPr>
           <w:p>
             <w:pPr>
@@ -2438,7 +2380,6 @@
         <w:tc>
           <w:tcPr>
             <w:tcW w:w="3168" w:type="dxa"/>
-            <w:shd w:val="clear" w:color="auto" w:fill="auto"/>
           </w:tcPr>
           <w:p>
             <w:pPr>
@@ -2459,7 +2400,6 @@
         <w:tc>
           <w:tcPr>
             <w:tcW w:w="1530" w:type="dxa"/>
-            <w:shd w:val="clear" w:color="auto" w:fill="auto"/>
           </w:tcPr>
           <w:p>
             <w:pPr>
@@ -2473,7 +2413,6 @@
         <w:tc>
           <w:tcPr>
             <w:tcW w:w="1620" w:type="dxa"/>
-            <w:shd w:val="clear" w:color="auto" w:fill="auto"/>
           </w:tcPr>
           <w:p>
             <w:pPr>
@@ -2487,7 +2426,6 @@
         <w:tc>
           <w:tcPr>
             <w:tcW w:w="1620" w:type="dxa"/>
-            <w:shd w:val="clear" w:color="auto" w:fill="auto"/>
           </w:tcPr>
           <w:p>
             <w:pPr>
@@ -2501,7 +2439,6 @@
         <w:tc>
           <w:tcPr>
             <w:tcW w:w="1638" w:type="dxa"/>
-            <w:shd w:val="clear" w:color="auto" w:fill="auto"/>
           </w:tcPr>
           <w:p>
             <w:pPr>
@@ -2517,7 +2454,6 @@
         <w:tc>
           <w:tcPr>
             <w:tcW w:w="3168" w:type="dxa"/>
-            <w:shd w:val="clear" w:color="auto" w:fill="auto"/>
           </w:tcPr>
           <w:p>
             <w:pPr>
@@ -2538,7 +2474,6 @@
         <w:tc>
           <w:tcPr>
             <w:tcW w:w="1530" w:type="dxa"/>
-            <w:shd w:val="clear" w:color="auto" w:fill="auto"/>
           </w:tcPr>
           <w:p>
             <w:pPr>
@@ -2552,7 +2487,6 @@
         <w:tc>
           <w:tcPr>
             <w:tcW w:w="1620" w:type="dxa"/>
-            <w:shd w:val="clear" w:color="auto" w:fill="auto"/>
           </w:tcPr>
           <w:p>
             <w:pPr>
@@ -2566,7 +2500,6 @@
         <w:tc>
           <w:tcPr>
             <w:tcW w:w="1620" w:type="dxa"/>
-            <w:shd w:val="clear" w:color="auto" w:fill="auto"/>
           </w:tcPr>
           <w:p>
             <w:pPr>
@@ -2580,7 +2513,6 @@
         <w:tc>
           <w:tcPr>
             <w:tcW w:w="1638" w:type="dxa"/>
-            <w:shd w:val="clear" w:color="auto" w:fill="auto"/>
           </w:tcPr>
           <w:p>
             <w:pPr>
@@ -2596,7 +2528,6 @@
         <w:tc>
           <w:tcPr>
             <w:tcW w:w="3168" w:type="dxa"/>
-            <w:shd w:val="clear" w:color="auto" w:fill="auto"/>
           </w:tcPr>
           <w:p>
             <w:pPr>
@@ -2617,7 +2548,6 @@
         <w:tc>
           <w:tcPr>
             <w:tcW w:w="1530" w:type="dxa"/>
-            <w:shd w:val="clear" w:color="auto" w:fill="auto"/>
           </w:tcPr>
           <w:p>
             <w:pPr>
@@ -2631,7 +2561,6 @@
         <w:tc>
           <w:tcPr>
             <w:tcW w:w="1620" w:type="dxa"/>
-            <w:shd w:val="clear" w:color="auto" w:fill="auto"/>
           </w:tcPr>
           <w:p>
             <w:pPr>
@@ -2645,7 +2574,6 @@
         <w:tc>
           <w:tcPr>
             <w:tcW w:w="1620" w:type="dxa"/>
-            <w:shd w:val="clear" w:color="auto" w:fill="auto"/>
           </w:tcPr>
           <w:p>
             <w:pPr>
@@ -2659,7 +2587,6 @@
         <w:tc>
           <w:tcPr>
             <w:tcW w:w="1638" w:type="dxa"/>
-            <w:shd w:val="clear" w:color="auto" w:fill="auto"/>
           </w:tcPr>
           <w:p>
             <w:pPr>
@@ -3559,7 +3486,7 @@
   <w:docDefaults>
     <w:rPrDefault>
       <w:rPr>
-        <w:rFonts w:ascii="Times New Roman" w:eastAsia="Times New Roman" w:hAnsi="Times New Roman" w:cs="Times New Roman"/>
+        <w:rFonts w:ascii="Times New Roman" w:eastAsiaTheme="minorEastAsia" w:hAnsi="Times New Roman" w:cs="Times New Roman"/>
         <w:lang w:val="en-US" w:eastAsia="en-US" w:bidi="ar-SA"/>
       </w:rPr>
     </w:rPrDefault>
